--- a/assignment5/Assignment 5.docx
+++ b/assignment5/Assignment 5.docx
@@ -304,17 +304,12 @@
       </w:r>
     </w:p>
     <w:p>
-      <w:pPr>
-        <w:rPr>
-          <w:rFonts w:hint="eastAsia"/>
-        </w:rPr>
-      </w:pPr>
       <w:r>
         <w:rPr>
           <w:noProof/>
         </w:rPr>
         <w:drawing>
-          <wp:inline distT="0" distB="0" distL="0" distR="0" wp14:anchorId="7BE55780" wp14:editId="1157D229">
+          <wp:inline distT="0" distB="0" distL="0" distR="0" wp14:anchorId="7BE55780" wp14:editId="33544C0F">
             <wp:extent cx="5943600" cy="990600"/>
             <wp:effectExtent l="0" t="0" r="0" b="0"/>
             <wp:docPr id="160710588" name="Picture 8" descr="A black screen with white text&#10;&#10;Description automatically generated"/>
@@ -368,7 +363,7 @@
           <w:noProof/>
         </w:rPr>
         <w:drawing>
-          <wp:inline distT="0" distB="0" distL="0" distR="0" wp14:anchorId="1CAEE676" wp14:editId="7CDEFB33">
+          <wp:inline distT="0" distB="0" distL="0" distR="0" wp14:anchorId="1CAEE676" wp14:editId="5208B6A9">
             <wp:extent cx="5943600" cy="539750"/>
             <wp:effectExtent l="0" t="0" r="0" b="6350"/>
             <wp:docPr id="1036525329" name="Picture 9"/>
@@ -461,7 +456,7 @@
           <w:noProof/>
         </w:rPr>
         <w:drawing>
-          <wp:inline distT="0" distB="0" distL="0" distR="0" wp14:anchorId="1776A0B6" wp14:editId="0810CC72">
+          <wp:inline distT="0" distB="0" distL="0" distR="0" wp14:anchorId="1776A0B6" wp14:editId="32E68F00">
             <wp:extent cx="5943600" cy="1976755"/>
             <wp:effectExtent l="0" t="0" r="0" b="4445"/>
             <wp:docPr id="1541023538" name="Picture 10" descr="A screen shot of a computer&#10;&#10;Description automatically generated"/>
@@ -569,7 +564,7 @@
           <w:noProof/>
         </w:rPr>
         <w:drawing>
-          <wp:inline distT="0" distB="0" distL="0" distR="0" wp14:anchorId="556173DD" wp14:editId="7EDBB551">
+          <wp:inline distT="0" distB="0" distL="0" distR="0" wp14:anchorId="556173DD" wp14:editId="75FAD5BC">
             <wp:extent cx="3111500" cy="2537402"/>
             <wp:effectExtent l="0" t="0" r="0" b="3175"/>
             <wp:docPr id="48908" name="Picture 12" descr="A computer screen shot of white text&#10;&#10;Description automatically generated"/>
@@ -681,7 +676,7 @@
           <w:noProof/>
         </w:rPr>
         <w:drawing>
-          <wp:inline distT="0" distB="0" distL="0" distR="0" wp14:anchorId="341C7493" wp14:editId="04EF0E50">
+          <wp:inline distT="0" distB="0" distL="0" distR="0" wp14:anchorId="341C7493" wp14:editId="2780098B">
             <wp:extent cx="5943600" cy="600075"/>
             <wp:effectExtent l="0" t="0" r="0" b="0"/>
             <wp:docPr id="184434231" name="Picture 14"/>
@@ -772,17 +767,10 @@
     <w:p/>
     <w:p/>
     <w:p/>
+    <w:p/>
     <w:p>
       <w:pPr>
         <w:rPr>
-          <w:rFonts w:hint="eastAsia"/>
-        </w:rPr>
-      </w:pPr>
-    </w:p>
-    <w:p>
-      <w:pPr>
-        <w:rPr>
-          <w:rFonts w:hint="eastAsia"/>
           <w:b/>
           <w:bCs/>
         </w:rPr>
@@ -819,13 +807,30 @@
         <w:t xml:space="preserve"> </w:t>
       </w:r>
     </w:p>
+    <w:p/>
     <w:p>
       <w:pPr>
         <w:rPr>
-          <w:rFonts w:hint="eastAsia"/>
+          <w:b/>
+          <w:bCs/>
         </w:rPr>
       </w:pPr>
-    </w:p>
+      <w:r>
+        <w:rPr>
+          <w:b/>
+          <w:bCs/>
+        </w:rPr>
+        <w:t xml:space="preserve">1. </w:t>
+      </w:r>
+      <w:r>
+        <w:rPr>
+          <w:b/>
+          <w:bCs/>
+        </w:rPr>
+        <w:t>Test 1 (baseline)</w:t>
+      </w:r>
+    </w:p>
+    <w:p/>
     <w:p>
       <w:pPr>
         <w:rPr>
@@ -838,29 +843,6 @@
           <w:b/>
           <w:bCs/>
         </w:rPr>
-        <w:t xml:space="preserve">1. </w:t>
-      </w:r>
-      <w:r>
-        <w:rPr>
-          <w:b/>
-          <w:bCs/>
-        </w:rPr>
-        <w:t>Test 1 (baseline)</w:t>
-      </w:r>
-    </w:p>
-    <w:p/>
-    <w:p>
-      <w:pPr>
-        <w:rPr>
-          <w:b/>
-          <w:bCs/>
-        </w:rPr>
-      </w:pPr>
-      <w:r>
-        <w:rPr>
-          <w:b/>
-          <w:bCs/>
-        </w:rPr>
         <w:t>Parameters:</w:t>
       </w:r>
     </w:p>
@@ -890,11 +872,6 @@
       <w:proofErr w:type="spellEnd"/>
     </w:p>
     <w:p>
-      <w:pPr>
-        <w:rPr>
-          <w:rFonts w:hint="eastAsia"/>
-        </w:rPr>
-      </w:pPr>
       <w:proofErr w:type="gramStart"/>
       <w:r>
         <w:t>GET:POST</w:t>
@@ -1310,13 +1287,7 @@
         <w:rPr>
           <w:color w:val="FF0000"/>
         </w:rPr>
-        <w:t xml:space="preserve">Workers: </w:t>
-      </w:r>
-      <w:r>
-        <w:rPr>
-          <w:color w:val="FF0000"/>
-        </w:rPr>
-        <w:t>4</w:t>
+        <w:t>Workers: 4</w:t>
       </w:r>
     </w:p>
     <w:p>
@@ -1644,39 +1615,27 @@
         <w:rPr>
           <w:color w:val="C00000"/>
         </w:rPr>
-        <w:t xml:space="preserve">Workers: </w:t>
-      </w:r>
-      <w:r>
+        <w:t>Workers: 1</w:t>
+      </w:r>
+    </w:p>
+    <w:p>
+      <w:pPr>
         <w:rPr>
           <w:color w:val="C00000"/>
         </w:rPr>
-        <w:t>1</w:t>
-      </w:r>
-    </w:p>
-    <w:p>
-      <w:pPr>
+      </w:pPr>
+      <w:r>
         <w:rPr>
           <w:color w:val="C00000"/>
         </w:rPr>
-      </w:pPr>
+        <w:t xml:space="preserve">User class: </w:t>
+      </w:r>
+      <w:proofErr w:type="spellStart"/>
       <w:r>
         <w:rPr>
           <w:color w:val="C00000"/>
         </w:rPr>
-        <w:t xml:space="preserve">User class: </w:t>
-      </w:r>
-      <w:proofErr w:type="spellStart"/>
-      <w:r>
-        <w:rPr>
-          <w:color w:val="C00000"/>
-        </w:rPr>
-        <w:t>Fast</w:t>
-      </w:r>
-      <w:r>
-        <w:rPr>
-          <w:color w:val="C00000"/>
-        </w:rPr>
-        <w:t>HttpUser</w:t>
+        <w:t>FastHttpUser</w:t>
       </w:r>
       <w:proofErr w:type="spellEnd"/>
     </w:p>
@@ -2001,286 +1960,287 @@
         <w:t>：</w:t>
       </w:r>
     </w:p>
+    <w:p/>
+    <w:p>
+      <w:r>
+        <w:t xml:space="preserve">In Test 3, I evaluated the impact of increasing the number of Locust workers when using the </w:t>
+      </w:r>
+      <w:proofErr w:type="spellStart"/>
+      <w:r>
+        <w:t>FastHttpUser</w:t>
+      </w:r>
+      <w:proofErr w:type="spellEnd"/>
+      <w:r>
+        <w:t>, which is designed to reduce Python-level overhead and context switching. Both experiments used identical parameters: 50 users, a spawn rate of 10 users per second, and a GET:POST ratio of 3:1. The only difference between the two runs was the number of workers (1 vs. 4).</w:t>
+      </w:r>
+    </w:p>
+    <w:p/>
+    <w:p>
+      <w:r>
+        <w:t xml:space="preserve">With </w:t>
+      </w:r>
+      <w:r>
+        <w:rPr>
+          <w:b/>
+          <w:bCs/>
+        </w:rPr>
+        <w:t>1 worker</w:t>
+      </w:r>
+      <w:r>
+        <w:t xml:space="preserve">, the system reached a stable throughput of approximately </w:t>
+      </w:r>
+      <w:r>
+        <w:rPr>
+          <w:b/>
+          <w:bCs/>
+        </w:rPr>
+        <w:t>220 RPS</w:t>
+      </w:r>
+      <w:r>
+        <w:t xml:space="preserve"> after the ramp-up phase. The median response time stabilized around </w:t>
+      </w:r>
+      <w:r>
+        <w:rPr>
+          <w:b/>
+          <w:bCs/>
+        </w:rPr>
+        <w:t xml:space="preserve">26–27 </w:t>
+      </w:r>
+      <w:proofErr w:type="spellStart"/>
+      <w:r>
+        <w:rPr>
+          <w:b/>
+          <w:bCs/>
+        </w:rPr>
+        <w:t>ms</w:t>
+      </w:r>
+      <w:proofErr w:type="spellEnd"/>
+      <w:r>
+        <w:t xml:space="preserve">, and the 95th percentile remained mostly below </w:t>
+      </w:r>
+      <w:r>
+        <w:rPr>
+          <w:b/>
+          <w:bCs/>
+        </w:rPr>
+        <w:t xml:space="preserve">40 </w:t>
+      </w:r>
+      <w:proofErr w:type="spellStart"/>
+      <w:r>
+        <w:rPr>
+          <w:b/>
+          <w:bCs/>
+        </w:rPr>
+        <w:t>ms</w:t>
+      </w:r>
+      <w:proofErr w:type="spellEnd"/>
+      <w:r>
+        <w:t xml:space="preserve"> after the initial spike during user ramp-up. No request failures were observed, indicating the system handled the load reliably.</w:t>
+      </w:r>
+    </w:p>
+    <w:p/>
+    <w:p>
+      <w:r>
+        <w:t xml:space="preserve">When increasing to </w:t>
+      </w:r>
+      <w:r>
+        <w:rPr>
+          <w:b/>
+          <w:bCs/>
+        </w:rPr>
+        <w:t>4 workers</w:t>
+      </w:r>
+      <w:r>
+        <w:t xml:space="preserve">, overall throughput remained very similar, again stabilizing around </w:t>
+      </w:r>
+      <w:r>
+        <w:rPr>
+          <w:b/>
+          <w:bCs/>
+        </w:rPr>
+        <w:t>220 RPS</w:t>
+      </w:r>
+      <w:r>
+        <w:t xml:space="preserve">. Response-time metrics also showed minimal change: the median latency stayed around </w:t>
+      </w:r>
+      <w:r>
+        <w:rPr>
+          <w:b/>
+          <w:bCs/>
+        </w:rPr>
+        <w:t xml:space="preserve">26 </w:t>
+      </w:r>
+      <w:proofErr w:type="spellStart"/>
+      <w:r>
+        <w:rPr>
+          <w:b/>
+          <w:bCs/>
+        </w:rPr>
+        <w:t>ms</w:t>
+      </w:r>
+      <w:proofErr w:type="spellEnd"/>
+      <w:r>
+        <w:t xml:space="preserve">, and the 95th percentile was slightly lower and more stable compared to the single-worker case. Importantly, failures remained at </w:t>
+      </w:r>
+      <w:r>
+        <w:rPr>
+          <w:b/>
+          <w:bCs/>
+        </w:rPr>
+        <w:t>0%</w:t>
+      </w:r>
+      <w:r>
+        <w:t>, and the response-time curves appeared smoother after the ramp-up period.</w:t>
+      </w:r>
+    </w:p>
+    <w:p/>
+    <w:p>
+      <w:r>
+        <w:t xml:space="preserve">Overall, the results show that </w:t>
+      </w:r>
+      <w:r>
+        <w:rPr>
+          <w:b/>
+          <w:bCs/>
+        </w:rPr>
+        <w:t>adding more workers did not significantly increase throughput</w:t>
+      </w:r>
+      <w:r>
+        <w:t xml:space="preserve"> when using </w:t>
+      </w:r>
+      <w:proofErr w:type="spellStart"/>
+      <w:r>
+        <w:t>FastHttpUser</w:t>
+      </w:r>
+      <w:proofErr w:type="spellEnd"/>
+      <w:r>
+        <w:t>. This suggests that the workload was already saturating another bottleneck—most likely the application server or available CPU—rather than the Locust worker itself. However, the multi-worker setup slightly reduced response-time variance, indicating that additional workers can help smooth scheduling and context switching overhead even when they do not improve peak throughput.</w:t>
+      </w:r>
+    </w:p>
+    <w:p/>
     <w:p>
       <w:pPr>
         <w:rPr>
+          <w:b/>
+          <w:bCs/>
+        </w:rPr>
+      </w:pPr>
+      <w:r>
+        <w:rPr>
+          <w:b/>
+          <w:bCs/>
+        </w:rPr>
+        <w:t xml:space="preserve">4. </w:t>
+      </w:r>
+      <w:r>
+        <w:rPr>
           <w:rFonts w:hint="eastAsia"/>
+          <w:b/>
+          <w:bCs/>
+        </w:rPr>
+        <w:t>Test</w:t>
+      </w:r>
+      <w:r>
+        <w:rPr>
+          <w:b/>
+          <w:bCs/>
+        </w:rPr>
+        <w:t xml:space="preserve"> 4</w:t>
+      </w:r>
+      <w:r>
+        <w:rPr>
+          <w:b/>
+          <w:bCs/>
+        </w:rPr>
+        <w:t xml:space="preserve"> (Stress Test)</w:t>
+      </w:r>
+    </w:p>
+    <w:p>
+      <w:pPr>
+        <w:rPr>
+          <w:b/>
+          <w:bCs/>
         </w:rPr>
       </w:pPr>
     </w:p>
     <w:p>
-      <w:r>
-        <w:t xml:space="preserve">In Test 3, I evaluated the impact of increasing the number of Locust workers when using the </w:t>
+      <w:pPr>
+        <w:rPr>
+          <w:b/>
+          <w:bCs/>
+        </w:rPr>
+      </w:pPr>
+      <w:r>
+        <w:rPr>
+          <w:b/>
+          <w:bCs/>
+        </w:rPr>
+        <w:t>Parameters:</w:t>
+      </w:r>
+    </w:p>
+    <w:p>
+      <w:r>
+        <w:t xml:space="preserve">Users: </w:t>
+      </w:r>
+      <w:r>
+        <w:t>200</w:t>
+      </w:r>
+    </w:p>
+    <w:p>
+      <w:r>
+        <w:t xml:space="preserve">Spawn rate: </w:t>
+      </w:r>
+      <w:r>
+        <w:t>2</w:t>
+      </w:r>
+      <w:r>
+        <w:t>0 users / second</w:t>
+      </w:r>
+    </w:p>
+    <w:p>
+      <w:pPr>
+        <w:rPr>
+          <w:color w:val="C00000"/>
+        </w:rPr>
+      </w:pPr>
+      <w:r>
+        <w:rPr>
+          <w:color w:val="C00000"/>
+        </w:rPr>
+        <w:t xml:space="preserve">Workers: </w:t>
+      </w:r>
+      <w:r>
+        <w:rPr>
+          <w:color w:val="C00000"/>
+        </w:rPr>
+        <w:t>4</w:t>
+      </w:r>
+    </w:p>
+    <w:p>
+      <w:pPr>
+        <w:rPr>
+          <w:color w:val="C00000"/>
+        </w:rPr>
+      </w:pPr>
+      <w:r>
+        <w:rPr>
+          <w:color w:val="C00000"/>
+        </w:rPr>
+        <w:t xml:space="preserve">User class: </w:t>
       </w:r>
       <w:proofErr w:type="spellStart"/>
       <w:r>
-        <w:t>FastHttpUser</w:t>
-      </w:r>
-      <w:proofErr w:type="spellEnd"/>
-      <w:r>
-        <w:t>, which is designed to reduce Python-level overhead and context switching. Both experiments used identical parameters: 50 users, a spawn rate of 10 users per second, and a GET:POST ratio of 3:1. The only difference between the two runs was the number of workers (1 vs. 4).</w:t>
-      </w:r>
-    </w:p>
-    <w:p/>
-    <w:p>
-      <w:r>
-        <w:t xml:space="preserve">With </w:t>
-      </w:r>
-      <w:r>
-        <w:rPr>
-          <w:b/>
-          <w:bCs/>
-        </w:rPr>
-        <w:t>1 worker</w:t>
-      </w:r>
-      <w:r>
-        <w:t xml:space="preserve">, the system reached a stable throughput of approximately </w:t>
-      </w:r>
-      <w:r>
-        <w:rPr>
-          <w:b/>
-          <w:bCs/>
-        </w:rPr>
-        <w:t>220 RPS</w:t>
-      </w:r>
-      <w:r>
-        <w:t xml:space="preserve"> after the ramp-up phase. The median response time stabilized around </w:t>
-      </w:r>
-      <w:r>
-        <w:rPr>
-          <w:b/>
-          <w:bCs/>
-        </w:rPr>
-        <w:t xml:space="preserve">26–27 </w:t>
-      </w:r>
-      <w:proofErr w:type="spellStart"/>
-      <w:r>
-        <w:rPr>
-          <w:b/>
-          <w:bCs/>
-        </w:rPr>
-        <w:t>ms</w:t>
-      </w:r>
-      <w:proofErr w:type="spellEnd"/>
-      <w:r>
-        <w:t xml:space="preserve">, and the 95th percentile remained mostly below </w:t>
-      </w:r>
-      <w:r>
-        <w:rPr>
-          <w:b/>
-          <w:bCs/>
-        </w:rPr>
-        <w:t xml:space="preserve">40 </w:t>
-      </w:r>
-      <w:proofErr w:type="spellStart"/>
-      <w:r>
-        <w:rPr>
-          <w:b/>
-          <w:bCs/>
-        </w:rPr>
-        <w:t>ms</w:t>
-      </w:r>
-      <w:proofErr w:type="spellEnd"/>
-      <w:r>
-        <w:t xml:space="preserve"> after the initial spike during user ramp-up. No request failures were observed, indicating the system handled the load reliably.</w:t>
-      </w:r>
-    </w:p>
-    <w:p/>
-    <w:p>
-      <w:r>
-        <w:t xml:space="preserve">When increasing to </w:t>
-      </w:r>
-      <w:r>
-        <w:rPr>
-          <w:b/>
-          <w:bCs/>
-        </w:rPr>
-        <w:t>4 workers</w:t>
-      </w:r>
-      <w:r>
-        <w:t xml:space="preserve">, overall throughput remained very similar, again stabilizing around </w:t>
-      </w:r>
-      <w:r>
-        <w:rPr>
-          <w:b/>
-          <w:bCs/>
-        </w:rPr>
-        <w:t>220 RPS</w:t>
-      </w:r>
-      <w:r>
-        <w:t xml:space="preserve">. Response-time metrics also showed minimal change: the median latency stayed around </w:t>
-      </w:r>
-      <w:r>
-        <w:rPr>
-          <w:b/>
-          <w:bCs/>
-        </w:rPr>
-        <w:t xml:space="preserve">26 </w:t>
-      </w:r>
-      <w:proofErr w:type="spellStart"/>
-      <w:r>
-        <w:rPr>
-          <w:b/>
-          <w:bCs/>
-        </w:rPr>
-        <w:t>ms</w:t>
-      </w:r>
-      <w:proofErr w:type="spellEnd"/>
-      <w:r>
-        <w:t xml:space="preserve">, and the 95th percentile was slightly lower and more stable compared to the single-worker case. Importantly, failures remained at </w:t>
-      </w:r>
-      <w:r>
-        <w:rPr>
-          <w:b/>
-          <w:bCs/>
-        </w:rPr>
-        <w:t>0%</w:t>
-      </w:r>
-      <w:r>
-        <w:t>, and the response-time curves appeared smoother after the ramp-up period.</w:t>
-      </w:r>
-    </w:p>
-    <w:p/>
-    <w:p>
-      <w:r>
-        <w:t xml:space="preserve">Overall, the results show that </w:t>
-      </w:r>
-      <w:r>
-        <w:rPr>
-          <w:b/>
-          <w:bCs/>
-        </w:rPr>
-        <w:t>adding more workers did not significantly increase throughput</w:t>
-      </w:r>
-      <w:r>
-        <w:t xml:space="preserve"> when using </w:t>
-      </w:r>
-      <w:proofErr w:type="spellStart"/>
-      <w:r>
-        <w:t>FastHttpUser</w:t>
-      </w:r>
-      <w:proofErr w:type="spellEnd"/>
-      <w:r>
-        <w:t>. This suggests that the workload was already saturating another bottleneck—most likely the application server or available CPU—rather than the Locust worker itself. However, the multi-worker setup slightly reduced response-time variance, indicating that additional workers can help smooth scheduling and context switching overhead even when they do not improve peak throughput.</w:t>
-      </w:r>
-    </w:p>
-    <w:p/>
-    <w:p>
-      <w:pPr>
-        <w:rPr>
-          <w:b/>
-          <w:bCs/>
-        </w:rPr>
-      </w:pPr>
-      <w:r>
-        <w:rPr>
-          <w:b/>
-          <w:bCs/>
-        </w:rPr>
-        <w:t xml:space="preserve">4. </w:t>
-      </w:r>
-      <w:r>
         <w:rPr>
           <w:rFonts w:hint="eastAsia"/>
-          <w:b/>
-          <w:bCs/>
-        </w:rPr>
-        <w:t>Test</w:t>
-      </w:r>
-      <w:r>
-        <w:rPr>
-          <w:b/>
-          <w:bCs/>
-        </w:rPr>
-        <w:t xml:space="preserve"> 4</w:t>
-      </w:r>
-      <w:r>
-        <w:rPr>
-          <w:b/>
-          <w:bCs/>
-        </w:rPr>
-        <w:t xml:space="preserve"> (Stress Test)</w:t>
-      </w:r>
-    </w:p>
-    <w:p>
-      <w:pPr>
-        <w:rPr>
-          <w:b/>
-          <w:bCs/>
-        </w:rPr>
-      </w:pPr>
-    </w:p>
-    <w:p>
-      <w:pPr>
-        <w:rPr>
-          <w:b/>
-          <w:bCs/>
-        </w:rPr>
-      </w:pPr>
-      <w:r>
-        <w:rPr>
-          <w:b/>
-          <w:bCs/>
-        </w:rPr>
-        <w:t>Parameters:</w:t>
-      </w:r>
-    </w:p>
-    <w:p>
-      <w:r>
-        <w:t xml:space="preserve">Users: </w:t>
-      </w:r>
-      <w:r>
-        <w:t>200</w:t>
-      </w:r>
-    </w:p>
-    <w:p>
-      <w:r>
-        <w:t xml:space="preserve">Spawn rate: </w:t>
-      </w:r>
-      <w:r>
-        <w:t>2</w:t>
-      </w:r>
-      <w:r>
-        <w:t>0 users / second</w:t>
-      </w:r>
-    </w:p>
-    <w:p>
-      <w:pPr>
-        <w:rPr>
           <w:color w:val="C00000"/>
         </w:rPr>
-      </w:pPr>
+        <w:t>Fast</w:t>
+      </w:r>
       <w:r>
         <w:rPr>
           <w:color w:val="C00000"/>
         </w:rPr>
-        <w:t xml:space="preserve">Workers: </w:t>
-      </w:r>
-      <w:r>
-        <w:rPr>
-          <w:color w:val="C00000"/>
-        </w:rPr>
-        <w:t>4</w:t>
-      </w:r>
-    </w:p>
-    <w:p>
-      <w:pPr>
-        <w:rPr>
-          <w:color w:val="C00000"/>
-        </w:rPr>
-      </w:pPr>
-      <w:r>
-        <w:rPr>
-          <w:color w:val="C00000"/>
-        </w:rPr>
-        <w:t xml:space="preserve">User class: </w:t>
-      </w:r>
-      <w:proofErr w:type="spellStart"/>
-      <w:r>
-        <w:rPr>
-          <w:color w:val="C00000"/>
-        </w:rPr>
-        <w:t>FastHttpUser</w:t>
+        <w:t>HttpUser</w:t>
       </w:r>
       <w:proofErr w:type="spellEnd"/>
     </w:p>
@@ -2364,11 +2324,6 @@
       </w:r>
     </w:p>
     <w:p>
-      <w:pPr>
-        <w:rPr>
-          <w:rFonts w:hint="eastAsia"/>
-        </w:rPr>
-      </w:pPr>
       <w:r>
         <w:rPr>
           <w:rFonts w:hint="eastAsia"/>
@@ -2492,19 +2447,19 @@
         <w:rPr>
           <w:color w:val="C00000"/>
         </w:rPr>
-        <w:t xml:space="preserve">Users: </w:t>
+        <w:t>Users: 300</w:t>
       </w:r>
       <w:r>
         <w:rPr>
           <w:color w:val="C00000"/>
         </w:rPr>
-        <w:t>300</w:t>
+        <w:t xml:space="preserve"> / 400</w:t>
       </w:r>
       <w:r>
         <w:rPr>
           <w:color w:val="C00000"/>
         </w:rPr>
-        <w:t xml:space="preserve"> / 400</w:t>
+        <w:t xml:space="preserve"> / 800</w:t>
       </w:r>
     </w:p>
     <w:p>
@@ -2576,11 +2531,6 @@
     </w:p>
     <w:p/>
     <w:p>
-      <w:pPr>
-        <w:rPr>
-          <w:rFonts w:hint="eastAsia"/>
-        </w:rPr>
-      </w:pPr>
       <w:r>
         <w:rPr>
           <w:rFonts w:hint="eastAsia"/>
@@ -2677,6 +2627,105 @@
       </w:r>
     </w:p>
     <w:p/>
+    <w:p/>
+    <w:p>
+      <w:r>
+        <w:rPr>
+          <w:noProof/>
+        </w:rPr>
+        <w:drawing>
+          <wp:inline distT="0" distB="0" distL="0" distR="0" wp14:anchorId="673E20CC" wp14:editId="110D38B7">
+            <wp:extent cx="5943600" cy="1802765"/>
+            <wp:effectExtent l="0" t="0" r="0" b="635"/>
+            <wp:docPr id="1046272373" name="Picture 2" descr="A screenshot of a computer&#10;&#10;Description automatically generated"/>
+            <wp:cNvGraphicFramePr>
+              <a:graphicFrameLocks xmlns:a="http://schemas.openxmlformats.org/drawingml/2006/main" noChangeAspect="1"/>
+            </wp:cNvGraphicFramePr>
+            <a:graphic xmlns:a="http://schemas.openxmlformats.org/drawingml/2006/main">
+              <a:graphicData uri="http://schemas.openxmlformats.org/drawingml/2006/picture">
+                <pic:pic xmlns:pic="http://schemas.openxmlformats.org/drawingml/2006/picture">
+                  <pic:nvPicPr>
+                    <pic:cNvPr id="1046272373" name="Picture 2" descr="A screenshot of a computer&#10;&#10;Description automatically generated"/>
+                    <pic:cNvPicPr/>
+                  </pic:nvPicPr>
+                  <pic:blipFill>
+                    <a:blip r:embed="rId29" cstate="print">
+                      <a:extLst>
+                        <a:ext uri="{28A0092B-C50C-407E-A947-70E740481C1C}">
+                          <a14:useLocalDpi xmlns:a14="http://schemas.microsoft.com/office/drawing/2010/main" val="0"/>
+                        </a:ext>
+                      </a:extLst>
+                    </a:blip>
+                    <a:stretch>
+                      <a:fillRect/>
+                    </a:stretch>
+                  </pic:blipFill>
+                  <pic:spPr>
+                    <a:xfrm>
+                      <a:off x="0" y="0"/>
+                      <a:ext cx="5943600" cy="1802765"/>
+                    </a:xfrm>
+                    <a:prstGeom prst="rect">
+                      <a:avLst/>
+                    </a:prstGeom>
+                  </pic:spPr>
+                </pic:pic>
+              </a:graphicData>
+            </a:graphic>
+          </wp:inline>
+        </w:drawing>
+      </w:r>
+    </w:p>
+    <w:p>
+      <w:r>
+        <w:rPr>
+          <w:noProof/>
+        </w:rPr>
+        <w:lastRenderedPageBreak/>
+        <w:drawing>
+          <wp:inline distT="0" distB="0" distL="0" distR="0" wp14:anchorId="6DBA1A71" wp14:editId="5AC3E048">
+            <wp:extent cx="5943600" cy="3838575"/>
+            <wp:effectExtent l="0" t="0" r="0" b="0"/>
+            <wp:docPr id="1388218361" name="Picture 1" descr="A screenshot of a computer&#10;&#10;Description automatically generated"/>
+            <wp:cNvGraphicFramePr>
+              <a:graphicFrameLocks xmlns:a="http://schemas.openxmlformats.org/drawingml/2006/main" noChangeAspect="1"/>
+            </wp:cNvGraphicFramePr>
+            <a:graphic xmlns:a="http://schemas.openxmlformats.org/drawingml/2006/main">
+              <a:graphicData uri="http://schemas.openxmlformats.org/drawingml/2006/picture">
+                <pic:pic xmlns:pic="http://schemas.openxmlformats.org/drawingml/2006/picture">
+                  <pic:nvPicPr>
+                    <pic:cNvPr id="1388218361" name="Picture 1" descr="A screenshot of a computer&#10;&#10;Description automatically generated"/>
+                    <pic:cNvPicPr/>
+                  </pic:nvPicPr>
+                  <pic:blipFill>
+                    <a:blip r:embed="rId30" cstate="print">
+                      <a:extLst>
+                        <a:ext uri="{28A0092B-C50C-407E-A947-70E740481C1C}">
+                          <a14:useLocalDpi xmlns:a14="http://schemas.microsoft.com/office/drawing/2010/main" val="0"/>
+                        </a:ext>
+                      </a:extLst>
+                    </a:blip>
+                    <a:stretch>
+                      <a:fillRect/>
+                    </a:stretch>
+                  </pic:blipFill>
+                  <pic:spPr>
+                    <a:xfrm>
+                      <a:off x="0" y="0"/>
+                      <a:ext cx="5943600" cy="3838575"/>
+                    </a:xfrm>
+                    <a:prstGeom prst="rect">
+                      <a:avLst/>
+                    </a:prstGeom>
+                  </pic:spPr>
+                </pic:pic>
+              </a:graphicData>
+            </a:graphic>
+          </wp:inline>
+        </w:drawing>
+      </w:r>
+    </w:p>
+    <w:p/>
     <w:p>
       <w:pPr>
         <w:pStyle w:val="NormalWeb"/>
@@ -2692,7 +2741,7 @@
           <w:kern w:val="2"/>
           <w14:ligatures w14:val="standardContextual"/>
         </w:rPr>
-        <w:t xml:space="preserve">In this experiment, I conducted an extended stress test to evaluate the scalability and stability of the service under increasing load. The test used the </w:t>
+        <w:t xml:space="preserve">From 200 to 400 users, the system demonstrated strong and near-linear scalability. Throughput increased proportionally with the number of concurrent users: approximately 875 RPS at 200 users, 1315 RPS at 300 users, and 1740 RPS at 400 users. Throughout this range, latency remained stable with a median of around 27 </w:t>
       </w:r>
       <w:proofErr w:type="spellStart"/>
       <w:r>
@@ -2701,7 +2750,7 @@
           <w:kern w:val="2"/>
           <w14:ligatures w14:val="standardContextual"/>
         </w:rPr>
-        <w:t>FastHttpUser</w:t>
+        <w:t>ms</w:t>
       </w:r>
       <w:proofErr w:type="spellEnd"/>
       <w:r>
@@ -2710,25 +2759,25 @@
           <w:kern w:val="2"/>
           <w14:ligatures w14:val="standardContextual"/>
         </w:rPr>
-        <w:t xml:space="preserve"> class with a fixed request mix of </w:t>
-      </w:r>
-      <w:proofErr w:type="gramStart"/>
-      <w:r>
-        <w:rPr>
-          <w:rFonts w:asciiTheme="minorHAnsi" w:eastAsiaTheme="minorEastAsia" w:hAnsiTheme="minorHAnsi" w:cstheme="minorBidi"/>
-          <w:kern w:val="2"/>
-          <w14:ligatures w14:val="standardContextual"/>
-        </w:rPr>
-        <w:t>GET:POST</w:t>
-      </w:r>
-      <w:proofErr w:type="gramEnd"/>
-      <w:r>
-        <w:rPr>
-          <w:rFonts w:asciiTheme="minorHAnsi" w:eastAsiaTheme="minorEastAsia" w:hAnsiTheme="minorHAnsi" w:cstheme="minorBidi"/>
-          <w:kern w:val="2"/>
-          <w14:ligatures w14:val="standardContextual"/>
-        </w:rPr>
-        <w:t xml:space="preserve"> = 3:1, a spawn rate of 20 users per second, and 4 Locust workers. I progressively increased the number of concurrent users from 200 to 300 and then to 400.</w:t>
+        <w:t xml:space="preserve"> and P99 below 80 </w:t>
+      </w:r>
+      <w:proofErr w:type="spellStart"/>
+      <w:r>
+        <w:rPr>
+          <w:rFonts w:asciiTheme="minorHAnsi" w:eastAsiaTheme="minorEastAsia" w:hAnsiTheme="minorHAnsi" w:cstheme="minorBidi"/>
+          <w:kern w:val="2"/>
+          <w14:ligatures w14:val="standardContextual"/>
+        </w:rPr>
+        <w:t>ms.</w:t>
+      </w:r>
+      <w:proofErr w:type="spellEnd"/>
+      <w:r>
+        <w:rPr>
+          <w:rFonts w:asciiTheme="minorHAnsi" w:eastAsiaTheme="minorEastAsia" w:hAnsiTheme="minorHAnsi" w:cstheme="minorBidi"/>
+          <w:kern w:val="2"/>
+          <w14:ligatures w14:val="standardContextual"/>
+        </w:rPr>
+        <w:t xml:space="preserve"> No request failures were observed at any of these load levels, indicating the system was comfortably handling the workload. CPU and memory utilization metrics confirmed that the server was not yet saturated during these tests.</w:t>
       </w:r>
     </w:p>
     <w:p>
@@ -2746,61 +2795,7 @@
           <w:kern w:val="2"/>
           <w14:ligatures w14:val="standardContextual"/>
         </w:rPr>
-        <w:t xml:space="preserve">Across all three load levels, the system demonstrated strong and consistent performance. As the number of users increased, the total throughput scaled almost linearly: approximately </w:t>
-      </w:r>
-      <w:r>
-        <w:rPr>
-          <w:rFonts w:asciiTheme="minorHAnsi" w:eastAsiaTheme="minorEastAsia" w:hAnsiTheme="minorHAnsi" w:cstheme="minorBidi"/>
-          <w:b/>
-          <w:bCs/>
-          <w:kern w:val="2"/>
-          <w14:ligatures w14:val="standardContextual"/>
-        </w:rPr>
-        <w:t>875 RPS at 200 users</w:t>
-      </w:r>
-      <w:r>
-        <w:rPr>
-          <w:rFonts w:asciiTheme="minorHAnsi" w:eastAsiaTheme="minorEastAsia" w:hAnsiTheme="minorHAnsi" w:cstheme="minorBidi"/>
-          <w:kern w:val="2"/>
-          <w14:ligatures w14:val="standardContextual"/>
-        </w:rPr>
-        <w:t xml:space="preserve">, </w:t>
-      </w:r>
-      <w:r>
-        <w:rPr>
-          <w:rFonts w:asciiTheme="minorHAnsi" w:eastAsiaTheme="minorEastAsia" w:hAnsiTheme="minorHAnsi" w:cstheme="minorBidi"/>
-          <w:b/>
-          <w:bCs/>
-          <w:kern w:val="2"/>
-          <w14:ligatures w14:val="standardContextual"/>
-        </w:rPr>
-        <w:t>1315 RPS at 300 users</w:t>
-      </w:r>
-      <w:r>
-        <w:rPr>
-          <w:rFonts w:asciiTheme="minorHAnsi" w:eastAsiaTheme="minorEastAsia" w:hAnsiTheme="minorHAnsi" w:cstheme="minorBidi"/>
-          <w:kern w:val="2"/>
-          <w14:ligatures w14:val="standardContextual"/>
-        </w:rPr>
-        <w:t xml:space="preserve">, and </w:t>
-      </w:r>
-      <w:r>
-        <w:rPr>
-          <w:rFonts w:asciiTheme="minorHAnsi" w:eastAsiaTheme="minorEastAsia" w:hAnsiTheme="minorHAnsi" w:cstheme="minorBidi"/>
-          <w:b/>
-          <w:bCs/>
-          <w:kern w:val="2"/>
-          <w14:ligatures w14:val="standardContextual"/>
-        </w:rPr>
-        <w:t>1740 RPS at 400 users</w:t>
-      </w:r>
-      <w:r>
-        <w:rPr>
-          <w:rFonts w:asciiTheme="minorHAnsi" w:eastAsiaTheme="minorEastAsia" w:hAnsiTheme="minorHAnsi" w:cstheme="minorBidi"/>
-          <w:kern w:val="2"/>
-          <w14:ligatures w14:val="standardContextual"/>
-        </w:rPr>
-        <w:t>. This indicates that the system was not yet saturated and was able to effectively utilize additional concurrency.</w:t>
+        <w:t>However, at 800 users, the system experienced a complete failure. The failure rate jumped to 100%, meaning every single request failed. The RPS dropped dramatically from 1740 (at 400 users) to just 20. All response times hit the 60-second timeout ceiling, and the average response size was 0 bytes, indicating the server was unable to return any valid responses.</w:t>
       </w:r>
     </w:p>
     <w:p>
@@ -2818,28 +2813,16 @@
           <w:kern w:val="2"/>
           <w14:ligatures w14:val="standardContextual"/>
         </w:rPr>
-        <w:t xml:space="preserve">Latency remained stable throughout the tests. The median response time stayed around </w:t>
-      </w:r>
-      <w:r>
-        <w:rPr>
-          <w:rFonts w:asciiTheme="minorHAnsi" w:eastAsiaTheme="minorEastAsia" w:hAnsiTheme="minorHAnsi" w:cstheme="minorBidi"/>
-          <w:b/>
-          <w:bCs/>
-          <w:kern w:val="2"/>
-          <w14:ligatures w14:val="standardContextual"/>
-        </w:rPr>
-        <w:t xml:space="preserve">27–29 </w:t>
+        <w:t xml:space="preserve">This sharp transition from healthy performance at 400 users to total failure at 800 users suggests that the system hit a hard resource limit somewhere between 400 and 800 concurrent users. The most likely causes include: the ECS </w:t>
       </w:r>
       <w:proofErr w:type="spellStart"/>
       <w:r>
         <w:rPr>
           <w:rFonts w:asciiTheme="minorHAnsi" w:eastAsiaTheme="minorEastAsia" w:hAnsiTheme="minorHAnsi" w:cstheme="minorBidi"/>
-          <w:b/>
-          <w:bCs/>
-          <w:kern w:val="2"/>
-          <w14:ligatures w14:val="standardContextual"/>
-        </w:rPr>
-        <w:t>ms</w:t>
+          <w:kern w:val="2"/>
+          <w14:ligatures w14:val="standardContextual"/>
+        </w:rPr>
+        <w:t>Fargate</w:t>
       </w:r>
       <w:proofErr w:type="spellEnd"/>
       <w:r>
@@ -2848,130 +2831,23 @@
           <w:kern w:val="2"/>
           <w14:ligatures w14:val="standardContextual"/>
         </w:rPr>
-        <w:t xml:space="preserve">, while the 95th and 99th percentile latencies increased only moderately as load increased (P99 rose from ~66 </w:t>
-      </w:r>
-      <w:proofErr w:type="spellStart"/>
-      <w:r>
-        <w:rPr>
-          <w:rFonts w:asciiTheme="minorHAnsi" w:eastAsiaTheme="minorEastAsia" w:hAnsiTheme="minorHAnsi" w:cstheme="minorBidi"/>
-          <w:kern w:val="2"/>
-          <w14:ligatures w14:val="standardContextual"/>
-        </w:rPr>
-        <w:t>ms</w:t>
-      </w:r>
-      <w:proofErr w:type="spellEnd"/>
-      <w:r>
-        <w:rPr>
-          <w:rFonts w:asciiTheme="minorHAnsi" w:eastAsiaTheme="minorEastAsia" w:hAnsiTheme="minorHAnsi" w:cstheme="minorBidi"/>
-          <w:kern w:val="2"/>
-          <w14:ligatures w14:val="standardContextual"/>
-        </w:rPr>
-        <w:t xml:space="preserve"> at 200 users to ~76 </w:t>
-      </w:r>
-      <w:proofErr w:type="spellStart"/>
-      <w:r>
-        <w:rPr>
-          <w:rFonts w:asciiTheme="minorHAnsi" w:eastAsiaTheme="minorEastAsia" w:hAnsiTheme="minorHAnsi" w:cstheme="minorBidi"/>
-          <w:kern w:val="2"/>
-          <w14:ligatures w14:val="standardContextual"/>
-        </w:rPr>
-        <w:t>ms</w:t>
-      </w:r>
-      <w:proofErr w:type="spellEnd"/>
-      <w:r>
-        <w:rPr>
-          <w:rFonts w:asciiTheme="minorHAnsi" w:eastAsiaTheme="minorEastAsia" w:hAnsiTheme="minorHAnsi" w:cstheme="minorBidi"/>
-          <w:kern w:val="2"/>
-          <w14:ligatures w14:val="standardContextual"/>
-        </w:rPr>
-        <w:t xml:space="preserve"> at 400 users). Importantly, there was no sudden spike or “tail latency explosion,” which suggests that request queuing and server-side contention were well controlled under these workloads.</w:t>
-      </w:r>
-    </w:p>
-    <w:p>
-      <w:pPr>
-        <w:pStyle w:val="NormalWeb"/>
-        <w:rPr>
-          <w:rFonts w:asciiTheme="minorHAnsi" w:eastAsiaTheme="minorEastAsia" w:hAnsiTheme="minorHAnsi" w:cstheme="minorBidi"/>
-          <w:kern w:val="2"/>
-          <w14:ligatures w14:val="standardContextual"/>
-        </w:rPr>
-      </w:pPr>
-      <w:r>
-        <w:rPr>
-          <w:rFonts w:asciiTheme="minorHAnsi" w:eastAsiaTheme="minorEastAsia" w:hAnsiTheme="minorHAnsi" w:cstheme="minorBidi"/>
-          <w:kern w:val="2"/>
-          <w14:ligatures w14:val="standardContextual"/>
-        </w:rPr>
+        <w:t xml:space="preserve"> task running out of CPU or memory, the Gin server's goroutine or connection limit being exceeded, or network-level constraints such as connection backlog overflow.</w:t>
+      </w:r>
+    </w:p>
+    <w:p>
+      <w:r>
+        <w:t xml:space="preserve">To find a more precise breaking point, future testing could explore the range between 400 and 800 users (for example, 500, 600, 700) to determine exactly where the system starts to fail. </w:t>
+      </w:r>
+      <w:r>
         <w:lastRenderedPageBreak/>
-        <w:t>No request failures were observed at any load level, and the failure rate remained at 0%. CPU utilization metrics showed moderate usage without sustained saturation, and memory usage remained low and stable. This confirms that the system was not constrained by CPU or memory resources during the test window.</w:t>
-      </w:r>
-    </w:p>
-    <w:p>
-      <w:pPr>
-        <w:pStyle w:val="NormalWeb"/>
-        <w:rPr>
-          <w:rFonts w:asciiTheme="minorHAnsi" w:eastAsiaTheme="minorEastAsia" w:hAnsiTheme="minorHAnsi" w:cstheme="minorBidi"/>
-          <w:kern w:val="2"/>
-          <w14:ligatures w14:val="standardContextual"/>
-        </w:rPr>
-      </w:pPr>
-      <w:r>
-        <w:rPr>
-          <w:rFonts w:asciiTheme="minorHAnsi" w:eastAsiaTheme="minorEastAsia" w:hAnsiTheme="minorHAnsi" w:cstheme="minorBidi"/>
-          <w:kern w:val="2"/>
-          <w14:ligatures w14:val="standardContextual"/>
-        </w:rPr>
-        <w:t xml:space="preserve">Overall, these results indicate that the service has a </w:t>
-      </w:r>
-      <w:proofErr w:type="gramStart"/>
-      <w:r>
-        <w:rPr>
-          <w:rFonts w:asciiTheme="minorHAnsi" w:eastAsiaTheme="minorEastAsia" w:hAnsiTheme="minorHAnsi" w:cstheme="minorBidi"/>
-          <w:kern w:val="2"/>
-          <w14:ligatures w14:val="standardContextual"/>
-        </w:rPr>
-        <w:t>high performance</w:t>
-      </w:r>
-      <w:proofErr w:type="gramEnd"/>
-      <w:r>
-        <w:rPr>
-          <w:rFonts w:asciiTheme="minorHAnsi" w:eastAsiaTheme="minorEastAsia" w:hAnsiTheme="minorHAnsi" w:cstheme="minorBidi"/>
-          <w:kern w:val="2"/>
-          <w14:ligatures w14:val="standardContextual"/>
-        </w:rPr>
-        <w:t xml:space="preserve"> ceiling relative to the tested workload. Rather than exposing a breaking point, the stress test demonstrates that the system scales efficiently with increased concurrency and maintains low latency under heavy load. This suggests that the current bottleneck lies beyond 400 concurrent users or that additional constraints (such as higher spawn rates, reduced wait times, or artificial server-side delays) would be required to push the system into a failure or saturation regime.</w:t>
-      </w:r>
-    </w:p>
-    <w:p>
-      <w:pPr>
-        <w:rPr>
-          <w:rFonts w:hint="eastAsia"/>
-        </w:rPr>
-      </w:pPr>
-    </w:p>
-    <w:p>
-      <w:pPr>
-        <w:rPr>
-          <w:rFonts w:hint="eastAsia"/>
-        </w:rPr>
-      </w:pPr>
-    </w:p>
-    <w:p/>
-    <w:p>
-      <w:pPr>
-        <w:rPr>
-          <w:rFonts w:hint="eastAsia"/>
-        </w:rPr>
-      </w:pPr>
-    </w:p>
-    <w:p/>
-    <w:p>
-      <w:pPr>
-        <w:rPr>
-          <w:rFonts w:hint="eastAsia"/>
-        </w:rPr>
-      </w:pPr>
-    </w:p>
+        <w:t>Additionally, horizontal scaling with multiple ECS tasks behind a load balancer could be used to push the system's capacity beyond its current single-instance limit.</w:t>
+      </w:r>
+    </w:p>
+    <w:p/>
+    <w:p/>
+    <w:p/>
+    <w:p/>
+    <w:p/>
     <w:p/>
     <w:sectPr>
       <w:pgSz w:w="12240" w:h="15840"/>
